--- a/word/表9  VA-ECMO 临床启动快速筛查评估表(2).docx
+++ b/word/表9  VA-ECMO 临床启动快速筛查评估表(2).docx
@@ -4,6 +4,8 @@
   <w:body>
     <w:p>
       <w:pPr>
+        <w:snapToGrid w:val="0"/>
+        <w:spacing w:after="0" w:line="240" w:lineRule="auto"/>
         <w:jc w:val="center"/>
         <w:rPr>
           <w:rFonts w:ascii="Times New Roman Regular" w:hAnsi="Times New Roman Regular" w:cs="Times New Roman Regular"/>
@@ -65,6 +67,11 @@
       <w:tblPr>
         <w:tblStyle w:val="ab"/>
         <w:tblW w:w="10485" w:type="dxa"/>
+        <w:tblLayout w:type="fixed"/>
+        <w:tblCellMar>
+          <w:left w:w="20" w:type="dxa"/>
+          <w:right w:w="20" w:type="dxa"/>
+        </w:tblCellMar>
         <w:tblLook w:val="04A0" w:firstRow="1" w:lastRow="0" w:firstColumn="1" w:lastColumn="0" w:noHBand="0" w:noVBand="1"/>
       </w:tblPr>
       <w:tblGrid>
@@ -76,9 +83,6 @@
         <w:gridCol w:w="442"/>
       </w:tblGrid>
       <w:tr>
-        <w:trPr>
-          <w:trHeight w:val="69"/>
-        </w:trPr>
         <w:tc>
           <w:tcPr>
             <w:tcW w:w="1129" w:type="dxa"/>
@@ -86,6 +90,7 @@
           </w:tcPr>
           <w:p>
             <w:pPr>
+              <w:snapToGrid w:val="0"/>
               <w:spacing w:after="0" w:line="240" w:lineRule="auto"/>
               <w:rPr>
                 <w:rFonts w:ascii="Times New Roman Regular" w:hAnsi="Times New Roman Regular" w:cs="Times New Roman Regular"/>
@@ -111,6 +116,7 @@
           </w:tcPr>
           <w:p>
             <w:pPr>
+              <w:snapToGrid w:val="0"/>
               <w:spacing w:after="0" w:line="240" w:lineRule="auto"/>
               <w:rPr>
                 <w:rFonts w:ascii="Times New Roman Regular" w:hAnsi="Times New Roman Regular" w:cs="Times New Roman Regular"/>
@@ -133,6 +139,7 @@
           </w:tcPr>
           <w:p>
             <w:pPr>
+              <w:snapToGrid w:val="0"/>
               <w:spacing w:after="0" w:line="240" w:lineRule="auto"/>
               <w:rPr>
                 <w:rFonts w:ascii="Times New Roman Regular" w:hAnsi="Times New Roman Regular" w:cs="Times New Roman Regular"/>
@@ -158,6 +165,7 @@
           </w:tcPr>
           <w:p>
             <w:pPr>
+              <w:snapToGrid w:val="0"/>
               <w:spacing w:after="0" w:line="240" w:lineRule="auto"/>
               <w:rPr>
                 <w:rFonts w:ascii="Times New Roman Regular" w:hAnsi="Times New Roman Regular" w:cs="Times New Roman Regular"/>
@@ -193,9 +201,6 @@
         </w:tc>
       </w:tr>
       <w:tr>
-        <w:trPr>
-          <w:trHeight w:val="69"/>
-        </w:trPr>
         <w:tc>
           <w:tcPr>
             <w:tcW w:w="1129" w:type="dxa"/>
@@ -203,6 +208,7 @@
           </w:tcPr>
           <w:p>
             <w:pPr>
+              <w:snapToGrid w:val="0"/>
               <w:spacing w:after="0" w:line="240" w:lineRule="auto"/>
               <w:rPr>
                 <w:rFonts w:ascii="Times New Roman Regular" w:hAnsi="Times New Roman Regular" w:cs="Times New Roman Regular"/>
@@ -228,6 +234,7 @@
           </w:tcPr>
           <w:p>
             <w:pPr>
+              <w:snapToGrid w:val="0"/>
               <w:spacing w:after="0" w:line="240" w:lineRule="auto"/>
               <w:rPr>
                 <w:rFonts w:ascii="Times New Roman Regular" w:hAnsi="Times New Roman Regular" w:cs="Times New Roman Regular"/>
@@ -250,6 +257,7 @@
           </w:tcPr>
           <w:p>
             <w:pPr>
+              <w:snapToGrid w:val="0"/>
               <w:spacing w:after="0" w:line="240" w:lineRule="auto"/>
               <w:rPr>
                 <w:rFonts w:ascii="Times New Roman Regular" w:hAnsi="Times New Roman Regular" w:cs="Times New Roman Regular"/>
@@ -275,6 +283,7 @@
           </w:tcPr>
           <w:p>
             <w:pPr>
+              <w:snapToGrid w:val="0"/>
               <w:spacing w:after="0" w:line="240" w:lineRule="auto"/>
               <w:rPr>
                 <w:rFonts w:ascii="Times New Roman Regular" w:hAnsi="Times New Roman Regular" w:cs="Times New Roman Regular"/>
@@ -346,9 +355,6 @@
         </w:tc>
       </w:tr>
       <w:tr>
-        <w:trPr>
-          <w:trHeight w:val="69"/>
-        </w:trPr>
         <w:tc>
           <w:tcPr>
             <w:tcW w:w="1129" w:type="dxa"/>
@@ -356,6 +362,7 @@
           </w:tcPr>
           <w:p>
             <w:pPr>
+              <w:snapToGrid w:val="0"/>
               <w:spacing w:after="0" w:line="240" w:lineRule="auto"/>
               <w:rPr>
                 <w:rFonts w:ascii="Times New Roman Regular" w:hAnsi="Times New Roman Regular" w:cs="Times New Roman Regular"/>
@@ -381,6 +388,7 @@
           </w:tcPr>
           <w:p>
             <w:pPr>
+              <w:snapToGrid w:val="0"/>
               <w:spacing w:after="0" w:line="240" w:lineRule="auto"/>
               <w:rPr>
                 <w:rFonts w:ascii="Times New Roman Regular" w:hAnsi="Times New Roman Regular" w:cs="Times New Roman Regular"/>
@@ -445,6 +453,7 @@
           </w:tcPr>
           <w:p>
             <w:pPr>
+              <w:snapToGrid w:val="0"/>
               <w:spacing w:after="0" w:line="240" w:lineRule="auto"/>
               <w:rPr>
                 <w:rFonts w:ascii="Times New Roman Regular" w:hAnsi="Times New Roman Regular" w:cs="Times New Roman Regular"/>
@@ -470,6 +479,7 @@
           </w:tcPr>
           <w:p>
             <w:pPr>
+              <w:snapToGrid w:val="0"/>
               <w:spacing w:after="0" w:line="240" w:lineRule="auto"/>
               <w:ind w:firstLineChars="300" w:firstLine="660"/>
               <w:rPr>
@@ -488,9 +498,6 @@
         </w:tc>
       </w:tr>
       <w:tr>
-        <w:trPr>
-          <w:trHeight w:val="69"/>
-        </w:trPr>
         <w:tc>
           <w:tcPr>
             <w:tcW w:w="10485" w:type="dxa"/>
@@ -499,6 +506,7 @@
           </w:tcPr>
           <w:p>
             <w:pPr>
+              <w:snapToGrid w:val="0"/>
               <w:spacing w:after="0" w:line="240" w:lineRule="auto"/>
               <w:jc w:val="both"/>
               <w:rPr>
@@ -559,9 +567,6 @@
         </w:tc>
       </w:tr>
       <w:tr>
-        <w:trPr>
-          <w:trHeight w:val="69"/>
-        </w:trPr>
         <w:tc>
           <w:tcPr>
             <w:tcW w:w="4248" w:type="dxa"/>
@@ -570,6 +575,7 @@
           </w:tcPr>
           <w:p>
             <w:pPr>
+              <w:snapToGrid w:val="0"/>
               <w:spacing w:after="0" w:line="240" w:lineRule="auto"/>
               <w:jc w:val="center"/>
               <w:rPr>
@@ -597,6 +603,7 @@
           </w:tcPr>
           <w:p>
             <w:pPr>
+              <w:snapToGrid w:val="0"/>
               <w:spacing w:after="0" w:line="240" w:lineRule="auto"/>
               <w:jc w:val="center"/>
               <w:rPr>
@@ -618,9 +625,6 @@
         </w:tc>
       </w:tr>
       <w:tr>
-        <w:trPr>
-          <w:trHeight w:val="69"/>
-        </w:trPr>
         <w:tc>
           <w:tcPr>
             <w:tcW w:w="4248" w:type="dxa"/>
@@ -630,6 +634,7 @@
           </w:tcPr>
           <w:p>
             <w:pPr>
+              <w:snapToGrid w:val="0"/>
               <w:spacing w:after="0" w:line="240" w:lineRule="auto"/>
               <w:jc w:val="center"/>
               <w:rPr>
@@ -666,6 +671,7 @@
           </w:tcPr>
           <w:p>
             <w:pPr>
+              <w:snapToGrid w:val="0"/>
               <w:spacing w:after="0" w:line="240" w:lineRule="auto"/>
               <w:jc w:val="center"/>
               <w:rPr>
@@ -687,6 +693,7 @@
           </w:p>
           <w:p>
             <w:pPr>
+              <w:snapToGrid w:val="0"/>
               <w:spacing w:after="0" w:line="240" w:lineRule="auto"/>
               <w:jc w:val="center"/>
               <w:rPr>
@@ -722,9 +729,6 @@
         </w:tc>
       </w:tr>
       <w:tr>
-        <w:trPr>
-          <w:trHeight w:val="69"/>
-        </w:trPr>
         <w:tc>
           <w:tcPr>
             <w:tcW w:w="4248" w:type="dxa"/>
@@ -734,6 +738,7 @@
           </w:tcPr>
           <w:p>
             <w:pPr>
+              <w:snapToGrid w:val="0"/>
               <w:spacing w:after="0" w:line="240" w:lineRule="auto"/>
               <w:jc w:val="center"/>
               <w:rPr>
@@ -770,6 +775,7 @@
           </w:tcPr>
           <w:p>
             <w:pPr>
+              <w:snapToGrid w:val="0"/>
               <w:spacing w:after="0" w:line="240" w:lineRule="auto"/>
               <w:jc w:val="center"/>
               <w:rPr>
@@ -811,9 +817,6 @@
         </w:tc>
       </w:tr>
       <w:tr>
-        <w:trPr>
-          <w:trHeight w:val="69"/>
-        </w:trPr>
         <w:tc>
           <w:tcPr>
             <w:tcW w:w="4248" w:type="dxa"/>
@@ -823,6 +826,7 @@
           </w:tcPr>
           <w:p>
             <w:pPr>
+              <w:snapToGrid w:val="0"/>
               <w:spacing w:after="0" w:line="240" w:lineRule="auto"/>
               <w:jc w:val="center"/>
               <w:rPr>
@@ -859,6 +863,7 @@
           </w:tcPr>
           <w:p>
             <w:pPr>
+              <w:snapToGrid w:val="0"/>
               <w:spacing w:after="0" w:line="240" w:lineRule="auto"/>
               <w:jc w:val="center"/>
               <w:rPr>
@@ -900,9 +905,6 @@
         </w:tc>
       </w:tr>
       <w:tr>
-        <w:trPr>
-          <w:trHeight w:val="69"/>
-        </w:trPr>
         <w:tc>
           <w:tcPr>
             <w:tcW w:w="4248" w:type="dxa"/>
@@ -912,6 +914,7 @@
           </w:tcPr>
           <w:p>
             <w:pPr>
+              <w:snapToGrid w:val="0"/>
               <w:spacing w:after="0" w:line="240" w:lineRule="auto"/>
               <w:jc w:val="center"/>
               <w:rPr>
@@ -960,6 +963,7 @@
           </w:tcPr>
           <w:p>
             <w:pPr>
+              <w:snapToGrid w:val="0"/>
               <w:spacing w:after="0" w:line="240" w:lineRule="auto"/>
               <w:jc w:val="center"/>
               <w:rPr>
@@ -989,9 +993,6 @@
         </w:tc>
       </w:tr>
       <w:tr>
-        <w:trPr>
-          <w:trHeight w:val="69"/>
-        </w:trPr>
         <w:tc>
           <w:tcPr>
             <w:tcW w:w="4248" w:type="dxa"/>
@@ -1001,6 +1002,7 @@
           </w:tcPr>
           <w:p>
             <w:pPr>
+              <w:snapToGrid w:val="0"/>
               <w:spacing w:after="0" w:line="240" w:lineRule="auto"/>
               <w:jc w:val="center"/>
               <w:rPr>
@@ -1025,6 +1027,7 @@
           </w:tcPr>
           <w:p>
             <w:pPr>
+              <w:snapToGrid w:val="0"/>
               <w:spacing w:after="0" w:line="240" w:lineRule="auto"/>
               <w:jc w:val="center"/>
               <w:rPr>
@@ -1042,9 +1045,6 @@
         </w:tc>
       </w:tr>
       <w:tr>
-        <w:trPr>
-          <w:trHeight w:val="69"/>
-        </w:trPr>
         <w:tc>
           <w:tcPr>
             <w:tcW w:w="4248" w:type="dxa"/>
@@ -1053,6 +1053,7 @@
           </w:tcPr>
           <w:p>
             <w:pPr>
+              <w:snapToGrid w:val="0"/>
               <w:spacing w:after="0" w:line="240" w:lineRule="auto"/>
               <w:jc w:val="center"/>
               <w:rPr>
@@ -1075,6 +1076,7 @@
           </w:tcPr>
           <w:p>
             <w:pPr>
+              <w:snapToGrid w:val="0"/>
               <w:spacing w:after="0" w:line="240" w:lineRule="auto"/>
               <w:jc w:val="center"/>
               <w:rPr>
@@ -1103,9 +1105,6 @@
         </w:tc>
       </w:tr>
       <w:tr>
-        <w:trPr>
-          <w:trHeight w:val="69"/>
-        </w:trPr>
         <w:tc>
           <w:tcPr>
             <w:tcW w:w="10485" w:type="dxa"/>
@@ -1114,6 +1113,7 @@
           </w:tcPr>
           <w:p>
             <w:pPr>
+              <w:snapToGrid w:val="0"/>
               <w:spacing w:after="0" w:line="240" w:lineRule="auto"/>
               <w:rPr>
                 <w:rFonts w:ascii="Times New Roman Regular" w:hAnsi="Times New Roman Regular" w:cs="Times New Roman Regular"/>
@@ -1245,9 +1245,6 @@
         </w:tc>
       </w:tr>
       <w:tr>
-        <w:trPr>
-          <w:trHeight w:val="69"/>
-        </w:trPr>
         <w:tc>
           <w:tcPr>
             <w:tcW w:w="4248" w:type="dxa"/>
@@ -1256,6 +1253,7 @@
           </w:tcPr>
           <w:p>
             <w:pPr>
+              <w:snapToGrid w:val="0"/>
               <w:spacing w:after="0" w:line="240" w:lineRule="auto"/>
               <w:jc w:val="center"/>
               <w:rPr>
@@ -1290,6 +1288,7 @@
           </w:tcPr>
           <w:p>
             <w:pPr>
+              <w:snapToGrid w:val="0"/>
               <w:spacing w:after="0" w:line="240" w:lineRule="auto"/>
               <w:jc w:val="center"/>
               <w:rPr>
@@ -1310,9 +1309,6 @@
         </w:tc>
       </w:tr>
       <w:tr>
-        <w:trPr>
-          <w:trHeight w:val="69"/>
-        </w:trPr>
         <w:tc>
           <w:tcPr>
             <w:tcW w:w="4248" w:type="dxa"/>
@@ -1321,6 +1317,7 @@
           </w:tcPr>
           <w:p>
             <w:pPr>
+              <w:snapToGrid w:val="0"/>
               <w:spacing w:after="0" w:line="240" w:lineRule="auto"/>
               <w:jc w:val="center"/>
               <w:rPr>
@@ -1355,6 +1352,7 @@
           </w:tcPr>
           <w:p>
             <w:pPr>
+              <w:snapToGrid w:val="0"/>
               <w:spacing w:after="0" w:line="240" w:lineRule="auto"/>
               <w:jc w:val="center"/>
               <w:rPr>
@@ -1371,9 +1369,6 @@
         </w:tc>
       </w:tr>
       <w:tr>
-        <w:trPr>
-          <w:trHeight w:val="69"/>
-        </w:trPr>
         <w:tc>
           <w:tcPr>
             <w:tcW w:w="4248" w:type="dxa"/>
@@ -1382,6 +1377,7 @@
           </w:tcPr>
           <w:p>
             <w:pPr>
+              <w:snapToGrid w:val="0"/>
               <w:spacing w:after="0" w:line="240" w:lineRule="auto"/>
               <w:jc w:val="center"/>
               <w:rPr>
@@ -1404,6 +1400,7 @@
           </w:tcPr>
           <w:p>
             <w:pPr>
+              <w:snapToGrid w:val="0"/>
               <w:spacing w:after="0" w:line="240" w:lineRule="auto"/>
               <w:jc w:val="center"/>
               <w:rPr>
@@ -1420,9 +1417,6 @@
         </w:tc>
       </w:tr>
       <w:tr>
-        <w:trPr>
-          <w:trHeight w:val="69"/>
-        </w:trPr>
         <w:tc>
           <w:tcPr>
             <w:tcW w:w="4248" w:type="dxa"/>
@@ -1431,6 +1425,7 @@
           </w:tcPr>
           <w:p>
             <w:pPr>
+              <w:snapToGrid w:val="0"/>
               <w:spacing w:after="0" w:line="240" w:lineRule="auto"/>
               <w:jc w:val="center"/>
               <w:rPr>
@@ -1453,6 +1448,7 @@
           </w:tcPr>
           <w:p>
             <w:pPr>
+              <w:snapToGrid w:val="0"/>
               <w:spacing w:after="0" w:line="240" w:lineRule="auto"/>
               <w:jc w:val="center"/>
               <w:rPr>
@@ -1487,9 +1483,6 @@
         </w:tc>
       </w:tr>
       <w:tr>
-        <w:trPr>
-          <w:trHeight w:val="69"/>
-        </w:trPr>
         <w:tc>
           <w:tcPr>
             <w:tcW w:w="4248" w:type="dxa"/>
@@ -1498,6 +1491,7 @@
           </w:tcPr>
           <w:p>
             <w:pPr>
+              <w:snapToGrid w:val="0"/>
               <w:spacing w:after="0" w:line="240" w:lineRule="auto"/>
               <w:jc w:val="center"/>
               <w:rPr>
@@ -1532,6 +1526,7 @@
           </w:tcPr>
           <w:p>
             <w:pPr>
+              <w:snapToGrid w:val="0"/>
               <w:spacing w:after="0" w:line="240" w:lineRule="auto"/>
               <w:jc w:val="center"/>
               <w:rPr>
@@ -1548,9 +1543,6 @@
         </w:tc>
       </w:tr>
       <w:tr>
-        <w:trPr>
-          <w:trHeight w:val="69"/>
-        </w:trPr>
         <w:tc>
           <w:tcPr>
             <w:tcW w:w="10485" w:type="dxa"/>
@@ -1559,6 +1551,7 @@
           </w:tcPr>
           <w:p>
             <w:pPr>
+              <w:snapToGrid w:val="0"/>
               <w:spacing w:after="0" w:line="240" w:lineRule="auto"/>
               <w:jc w:val="center"/>
               <w:rPr>
@@ -1580,9 +1573,6 @@
         </w:tc>
       </w:tr>
       <w:tr>
-        <w:trPr>
-          <w:trHeight w:val="69"/>
-        </w:trPr>
         <w:tc>
           <w:tcPr>
             <w:tcW w:w="4248" w:type="dxa"/>
@@ -1591,6 +1581,7 @@
           </w:tcPr>
           <w:p>
             <w:pPr>
+              <w:snapToGrid w:val="0"/>
               <w:spacing w:after="0" w:line="240" w:lineRule="auto"/>
               <w:jc w:val="center"/>
               <w:rPr>
@@ -1617,6 +1608,7 @@
           </w:tcPr>
           <w:p>
             <w:pPr>
+              <w:snapToGrid w:val="0"/>
               <w:spacing w:after="0" w:line="240" w:lineRule="auto"/>
               <w:jc w:val="center"/>
               <w:rPr>
@@ -1637,9 +1629,6 @@
         </w:tc>
       </w:tr>
       <w:tr>
-        <w:trPr>
-          <w:trHeight w:val="69"/>
-        </w:trPr>
         <w:tc>
           <w:tcPr>
             <w:tcW w:w="4248" w:type="dxa"/>
@@ -1648,6 +1637,7 @@
           </w:tcPr>
           <w:p>
             <w:pPr>
+              <w:snapToGrid w:val="0"/>
               <w:spacing w:after="0" w:line="240" w:lineRule="auto"/>
               <w:jc w:val="center"/>
               <w:rPr>
@@ -1676,6 +1666,7 @@
           </w:tcPr>
           <w:p>
             <w:pPr>
+              <w:snapToGrid w:val="0"/>
               <w:spacing w:after="0" w:line="240" w:lineRule="auto"/>
               <w:jc w:val="center"/>
               <w:rPr>
@@ -1721,6 +1712,7 @@
           </w:tcPr>
           <w:p>
             <w:pPr>
+              <w:snapToGrid w:val="0"/>
               <w:spacing w:after="0" w:line="240" w:lineRule="auto"/>
               <w:jc w:val="center"/>
               <w:rPr>
@@ -1737,9 +1729,6 @@
         </w:tc>
       </w:tr>
       <w:tr>
-        <w:trPr>
-          <w:trHeight w:val="69"/>
-        </w:trPr>
         <w:tc>
           <w:tcPr>
             <w:tcW w:w="4248" w:type="dxa"/>
@@ -1748,6 +1737,7 @@
           </w:tcPr>
           <w:p>
             <w:pPr>
+              <w:snapToGrid w:val="0"/>
               <w:spacing w:after="0" w:line="240" w:lineRule="auto"/>
               <w:jc w:val="center"/>
               <w:rPr>
@@ -1776,6 +1766,7 @@
           </w:tcPr>
           <w:p>
             <w:pPr>
+              <w:snapToGrid w:val="0"/>
               <w:spacing w:after="0" w:line="240" w:lineRule="auto"/>
               <w:jc w:val="center"/>
               <w:rPr>
@@ -1833,6 +1824,7 @@
           </w:tcPr>
           <w:p>
             <w:pPr>
+              <w:snapToGrid w:val="0"/>
               <w:spacing w:after="0" w:line="240" w:lineRule="auto"/>
               <w:jc w:val="center"/>
               <w:rPr>
@@ -1849,9 +1841,6 @@
         </w:tc>
       </w:tr>
       <w:tr>
-        <w:trPr>
-          <w:trHeight w:val="69"/>
-        </w:trPr>
         <w:tc>
           <w:tcPr>
             <w:tcW w:w="4248" w:type="dxa"/>
@@ -1860,6 +1849,7 @@
           </w:tcPr>
           <w:p>
             <w:pPr>
+              <w:snapToGrid w:val="0"/>
               <w:spacing w:after="0" w:line="240" w:lineRule="auto"/>
               <w:jc w:val="center"/>
               <w:rPr>
@@ -1888,6 +1878,7 @@
           </w:tcPr>
           <w:p>
             <w:pPr>
+              <w:snapToGrid w:val="0"/>
               <w:spacing w:after="0" w:line="240" w:lineRule="auto"/>
               <w:jc w:val="center"/>
               <w:rPr>
@@ -1921,6 +1912,7 @@
           </w:tcPr>
           <w:p>
             <w:pPr>
+              <w:snapToGrid w:val="0"/>
               <w:spacing w:after="0" w:line="240" w:lineRule="auto"/>
               <w:jc w:val="center"/>
               <w:rPr>
@@ -1937,9 +1929,6 @@
         </w:tc>
       </w:tr>
       <w:tr>
-        <w:trPr>
-          <w:trHeight w:val="69"/>
-        </w:trPr>
         <w:tc>
           <w:tcPr>
             <w:tcW w:w="4248" w:type="dxa"/>
@@ -1948,6 +1937,7 @@
           </w:tcPr>
           <w:p>
             <w:pPr>
+              <w:snapToGrid w:val="0"/>
               <w:spacing w:after="0" w:line="240" w:lineRule="auto"/>
               <w:jc w:val="center"/>
               <w:rPr>
@@ -1982,6 +1972,7 @@
           </w:tcPr>
           <w:p>
             <w:pPr>
+              <w:snapToGrid w:val="0"/>
               <w:spacing w:after="0" w:line="240" w:lineRule="auto"/>
               <w:jc w:val="center"/>
               <w:rPr>
@@ -2015,6 +2006,7 @@
           </w:tcPr>
           <w:p>
             <w:pPr>
+              <w:snapToGrid w:val="0"/>
               <w:spacing w:after="0" w:line="240" w:lineRule="auto"/>
               <w:jc w:val="center"/>
               <w:rPr>
@@ -2031,9 +2023,6 @@
         </w:tc>
       </w:tr>
       <w:tr>
-        <w:trPr>
-          <w:trHeight w:val="69"/>
-        </w:trPr>
         <w:tc>
           <w:tcPr>
             <w:tcW w:w="4248" w:type="dxa"/>
@@ -2042,6 +2031,7 @@
           </w:tcPr>
           <w:p>
             <w:pPr>
+              <w:snapToGrid w:val="0"/>
               <w:spacing w:after="0" w:line="240" w:lineRule="auto"/>
               <w:jc w:val="center"/>
               <w:rPr>
@@ -2058,6 +2048,7 @@
           </w:tcPr>
           <w:p>
             <w:pPr>
+              <w:snapToGrid w:val="0"/>
               <w:spacing w:after="0" w:line="240" w:lineRule="auto"/>
               <w:jc w:val="center"/>
               <w:rPr>
@@ -2073,6 +2064,7 @@
           </w:tcPr>
           <w:p>
             <w:pPr>
+              <w:snapToGrid w:val="0"/>
               <w:spacing w:after="0" w:line="240" w:lineRule="auto"/>
               <w:jc w:val="center"/>
               <w:rPr>
@@ -2083,9 +2075,6 @@
         </w:tc>
       </w:tr>
       <w:tr>
-        <w:trPr>
-          <w:trHeight w:val="69"/>
-        </w:trPr>
         <w:tc>
           <w:tcPr>
             <w:tcW w:w="4248" w:type="dxa"/>
@@ -2094,6 +2083,7 @@
           </w:tcPr>
           <w:p>
             <w:pPr>
+              <w:snapToGrid w:val="0"/>
               <w:spacing w:after="0" w:line="240" w:lineRule="auto"/>
               <w:jc w:val="center"/>
               <w:rPr>
@@ -2110,6 +2100,7 @@
           </w:tcPr>
           <w:p>
             <w:pPr>
+              <w:snapToGrid w:val="0"/>
               <w:spacing w:after="0" w:line="240" w:lineRule="auto"/>
               <w:jc w:val="center"/>
               <w:rPr>
@@ -2125,6 +2116,7 @@
           </w:tcPr>
           <w:p>
             <w:pPr>
+              <w:snapToGrid w:val="0"/>
               <w:spacing w:after="0" w:line="240" w:lineRule="auto"/>
               <w:jc w:val="center"/>
               <w:rPr>
@@ -2135,9 +2127,6 @@
         </w:tc>
       </w:tr>
       <w:tr>
-        <w:trPr>
-          <w:trHeight w:val="69"/>
-        </w:trPr>
         <w:tc>
           <w:tcPr>
             <w:tcW w:w="4248" w:type="dxa"/>
@@ -2146,6 +2135,7 @@
           </w:tcPr>
           <w:p>
             <w:pPr>
+              <w:snapToGrid w:val="0"/>
               <w:spacing w:after="0" w:line="240" w:lineRule="auto"/>
               <w:jc w:val="center"/>
               <w:rPr>
@@ -2162,6 +2152,7 @@
           </w:tcPr>
           <w:p>
             <w:pPr>
+              <w:snapToGrid w:val="0"/>
               <w:spacing w:after="0" w:line="240" w:lineRule="auto"/>
               <w:jc w:val="center"/>
               <w:rPr>
@@ -2177,6 +2168,7 @@
           </w:tcPr>
           <w:p>
             <w:pPr>
+              <w:snapToGrid w:val="0"/>
               <w:spacing w:after="0" w:line="240" w:lineRule="auto"/>
               <w:jc w:val="center"/>
               <w:rPr>
@@ -2187,9 +2179,6 @@
         </w:tc>
       </w:tr>
       <w:tr>
-        <w:trPr>
-          <w:trHeight w:val="69"/>
-        </w:trPr>
         <w:tc>
           <w:tcPr>
             <w:tcW w:w="4248" w:type="dxa"/>
@@ -2198,6 +2187,7 @@
           </w:tcPr>
           <w:p>
             <w:pPr>
+              <w:snapToGrid w:val="0"/>
               <w:spacing w:after="0" w:line="240" w:lineRule="auto"/>
               <w:jc w:val="center"/>
               <w:rPr>
@@ -2214,6 +2204,7 @@
           </w:tcPr>
           <w:p>
             <w:pPr>
+              <w:snapToGrid w:val="0"/>
               <w:spacing w:after="0" w:line="240" w:lineRule="auto"/>
               <w:jc w:val="center"/>
               <w:rPr>
@@ -2229,6 +2220,7 @@
           </w:tcPr>
           <w:p>
             <w:pPr>
+              <w:snapToGrid w:val="0"/>
               <w:spacing w:after="0" w:line="240" w:lineRule="auto"/>
               <w:jc w:val="center"/>
               <w:rPr>
@@ -2239,9 +2231,6 @@
         </w:tc>
       </w:tr>
       <w:tr>
-        <w:trPr>
-          <w:trHeight w:val="69"/>
-        </w:trPr>
         <w:tc>
           <w:tcPr>
             <w:tcW w:w="4248" w:type="dxa"/>
@@ -2250,6 +2239,7 @@
           </w:tcPr>
           <w:p>
             <w:pPr>
+              <w:snapToGrid w:val="0"/>
               <w:spacing w:after="0" w:line="240" w:lineRule="auto"/>
               <w:jc w:val="center"/>
               <w:rPr>
@@ -2266,6 +2256,7 @@
           </w:tcPr>
           <w:p>
             <w:pPr>
+              <w:snapToGrid w:val="0"/>
               <w:spacing w:after="0" w:line="240" w:lineRule="auto"/>
               <w:jc w:val="center"/>
               <w:rPr>
@@ -2281,6 +2272,7 @@
           </w:tcPr>
           <w:p>
             <w:pPr>
+              <w:snapToGrid w:val="0"/>
               <w:spacing w:after="0" w:line="240" w:lineRule="auto"/>
               <w:jc w:val="center"/>
               <w:rPr>
@@ -2291,9 +2283,6 @@
         </w:tc>
       </w:tr>
       <w:tr>
-        <w:trPr>
-          <w:trHeight w:val="69"/>
-        </w:trPr>
         <w:tc>
           <w:tcPr>
             <w:tcW w:w="4248" w:type="dxa"/>
@@ -2302,6 +2291,7 @@
           </w:tcPr>
           <w:p>
             <w:pPr>
+              <w:snapToGrid w:val="0"/>
               <w:spacing w:after="0" w:line="240" w:lineRule="auto"/>
               <w:jc w:val="center"/>
               <w:rPr>
@@ -2318,6 +2308,7 @@
           </w:tcPr>
           <w:p>
             <w:pPr>
+              <w:snapToGrid w:val="0"/>
               <w:spacing w:after="0" w:line="240" w:lineRule="auto"/>
               <w:jc w:val="center"/>
               <w:rPr>
@@ -2333,6 +2324,7 @@
           </w:tcPr>
           <w:p>
             <w:pPr>
+              <w:snapToGrid w:val="0"/>
               <w:spacing w:after="0" w:line="240" w:lineRule="auto"/>
               <w:jc w:val="center"/>
               <w:rPr>
@@ -2343,9 +2335,6 @@
         </w:tc>
       </w:tr>
       <w:tr>
-        <w:trPr>
-          <w:trHeight w:val="69"/>
-        </w:trPr>
         <w:tc>
           <w:tcPr>
             <w:tcW w:w="4248" w:type="dxa"/>
@@ -2354,6 +2343,7 @@
           </w:tcPr>
           <w:p>
             <w:pPr>
+              <w:snapToGrid w:val="0"/>
               <w:spacing w:after="0" w:line="240" w:lineRule="auto"/>
               <w:jc w:val="center"/>
               <w:rPr>
@@ -2370,6 +2360,7 @@
           </w:tcPr>
           <w:p>
             <w:pPr>
+              <w:snapToGrid w:val="0"/>
               <w:spacing w:after="0" w:line="240" w:lineRule="auto"/>
               <w:jc w:val="center"/>
               <w:rPr>
@@ -2385,6 +2376,7 @@
           </w:tcPr>
           <w:p>
             <w:pPr>
+              <w:snapToGrid w:val="0"/>
               <w:spacing w:after="0" w:line="240" w:lineRule="auto"/>
               <w:jc w:val="center"/>
               <w:rPr>
@@ -2395,9 +2387,6 @@
         </w:tc>
       </w:tr>
       <w:tr>
-        <w:trPr>
-          <w:trHeight w:val="69"/>
-        </w:trPr>
         <w:tc>
           <w:tcPr>
             <w:tcW w:w="4248" w:type="dxa"/>
@@ -2406,6 +2395,7 @@
           </w:tcPr>
           <w:p>
             <w:pPr>
+              <w:snapToGrid w:val="0"/>
               <w:spacing w:after="0" w:line="240" w:lineRule="auto"/>
               <w:jc w:val="center"/>
               <w:rPr>
@@ -2422,6 +2412,7 @@
           </w:tcPr>
           <w:p>
             <w:pPr>
+              <w:snapToGrid w:val="0"/>
               <w:spacing w:after="0" w:line="240" w:lineRule="auto"/>
               <w:jc w:val="center"/>
               <w:rPr>
@@ -2437,6 +2428,7 @@
           </w:tcPr>
           <w:p>
             <w:pPr>
+              <w:snapToGrid w:val="0"/>
               <w:spacing w:after="0" w:line="240" w:lineRule="auto"/>
               <w:jc w:val="center"/>
               <w:rPr>
@@ -2447,9 +2439,6 @@
         </w:tc>
       </w:tr>
       <w:tr>
-        <w:trPr>
-          <w:trHeight w:val="69"/>
-        </w:trPr>
         <w:tc>
           <w:tcPr>
             <w:tcW w:w="4248" w:type="dxa"/>
@@ -2458,6 +2447,7 @@
           </w:tcPr>
           <w:p>
             <w:pPr>
+              <w:snapToGrid w:val="0"/>
               <w:spacing w:after="0" w:line="240" w:lineRule="auto"/>
               <w:jc w:val="center"/>
               <w:rPr>
@@ -2474,6 +2464,7 @@
           </w:tcPr>
           <w:p>
             <w:pPr>
+              <w:snapToGrid w:val="0"/>
               <w:spacing w:after="0" w:line="240" w:lineRule="auto"/>
               <w:jc w:val="center"/>
               <w:rPr>
@@ -2489,6 +2480,7 @@
           </w:tcPr>
           <w:p>
             <w:pPr>
+              <w:snapToGrid w:val="0"/>
               <w:spacing w:after="0" w:line="240" w:lineRule="auto"/>
               <w:jc w:val="center"/>
               <w:rPr>
@@ -2499,9 +2491,6 @@
         </w:tc>
       </w:tr>
       <w:tr>
-        <w:trPr>
-          <w:trHeight w:val="69"/>
-        </w:trPr>
         <w:tc>
           <w:tcPr>
             <w:tcW w:w="4248" w:type="dxa"/>
@@ -2510,6 +2499,7 @@
           </w:tcPr>
           <w:p>
             <w:pPr>
+              <w:snapToGrid w:val="0"/>
               <w:spacing w:after="0" w:line="240" w:lineRule="auto"/>
               <w:jc w:val="center"/>
               <w:rPr>
@@ -2526,6 +2516,7 @@
           </w:tcPr>
           <w:p>
             <w:pPr>
+              <w:snapToGrid w:val="0"/>
               <w:spacing w:after="0" w:line="240" w:lineRule="auto"/>
               <w:jc w:val="center"/>
               <w:rPr>
@@ -2541,6 +2532,7 @@
           </w:tcPr>
           <w:p>
             <w:pPr>
+              <w:snapToGrid w:val="0"/>
               <w:spacing w:after="0" w:line="240" w:lineRule="auto"/>
               <w:jc w:val="center"/>
               <w:rPr>
@@ -2551,9 +2543,6 @@
         </w:tc>
       </w:tr>
       <w:tr>
-        <w:trPr>
-          <w:trHeight w:val="69"/>
-        </w:trPr>
         <w:tc>
           <w:tcPr>
             <w:tcW w:w="10485" w:type="dxa"/>
@@ -2562,6 +2551,7 @@
           </w:tcPr>
           <w:p>
             <w:pPr>
+              <w:snapToGrid w:val="0"/>
               <w:spacing w:after="0" w:line="240" w:lineRule="auto"/>
               <w:jc w:val="center"/>
               <w:rPr>
@@ -2610,6 +2600,7 @@
     </w:tbl>
     <w:p>
       <w:pPr>
+        <w:snapToGrid w:val="0"/>
         <w:spacing w:after="0" w:line="240" w:lineRule="auto"/>
         <w:rPr>
           <w:rFonts w:ascii="Times New Roman Regular" w:eastAsia="楷体" w:hAnsi="Times New Roman Regular" w:cs="Times New Roman Regular"/>
@@ -2748,6 +2739,7 @@
     </w:p>
     <w:p>
       <w:pPr>
+        <w:snapToGrid w:val="0"/>
         <w:spacing w:after="0" w:line="240" w:lineRule="auto"/>
         <w:rPr>
           <w:rFonts w:ascii="Times New Roman Regular" w:eastAsia="楷体" w:hAnsi="Times New Roman Regular" w:cs="Times New Roman Regular"/>
@@ -2761,7 +2753,6 @@
           <w:bCs/>
           <w:color w:val="215E99" w:themeColor="text2" w:themeTint="BF"/>
         </w:rPr>
-        <w:lastRenderedPageBreak/>
         <w:t>配套使用：</w:t>
       </w:r>
       <w:r>
@@ -2853,6 +2844,7 @@
     </w:p>
     <w:p>
       <w:pPr>
+        <w:snapToGrid w:val="0"/>
         <w:spacing w:after="0" w:line="240" w:lineRule="auto"/>
         <w:rPr>
           <w:rFonts w:ascii="Times New Roman Regular" w:eastAsia="楷体" w:hAnsi="Times New Roman Regular" w:cs="Times New Roman Regular"/>
@@ -2862,6 +2854,7 @@
     </w:p>
     <w:p>
       <w:pPr>
+        <w:snapToGrid w:val="0"/>
         <w:spacing w:after="0" w:line="240" w:lineRule="auto"/>
         <w:rPr>
           <w:rFonts w:ascii="Times New Roman Regular" w:eastAsia="楷体" w:hAnsi="Times New Roman Regular" w:cs="Times New Roman Regular"/>

--- a/word/表9  VA-ECMO 临床启动快速筛查评估表(2).docx
+++ b/word/表9  VA-ECMO 临床启动快速筛查评估表(2).docx
@@ -4,8 +4,7 @@
   <w:body>
     <w:p>
       <w:pPr>
-        <w:snapToGrid w:val="0"/>
-        <w:spacing w:after="0" w:line="240" w:lineRule="auto"/>
+        <w:spacing w:after="0"/>
         <w:jc w:val="center"/>
         <w:rPr>
           <w:rFonts w:ascii="Times New Roman Regular" w:hAnsi="Times New Roman Regular" w:cs="Times New Roman Regular"/>
@@ -90,7 +89,6 @@
           </w:tcPr>
           <w:p>
             <w:pPr>
-              <w:snapToGrid w:val="0"/>
               <w:spacing w:after="0" w:line="240" w:lineRule="auto"/>
               <w:rPr>
                 <w:rFonts w:ascii="Times New Roman Regular" w:hAnsi="Times New Roman Regular" w:cs="Times New Roman Regular"/>
@@ -116,7 +114,6 @@
           </w:tcPr>
           <w:p>
             <w:pPr>
-              <w:snapToGrid w:val="0"/>
               <w:spacing w:after="0" w:line="240" w:lineRule="auto"/>
               <w:rPr>
                 <w:rFonts w:ascii="Times New Roman Regular" w:hAnsi="Times New Roman Regular" w:cs="Times New Roman Regular"/>
@@ -139,7 +136,6 @@
           </w:tcPr>
           <w:p>
             <w:pPr>
-              <w:snapToGrid w:val="0"/>
               <w:spacing w:after="0" w:line="240" w:lineRule="auto"/>
               <w:rPr>
                 <w:rFonts w:ascii="Times New Roman Regular" w:hAnsi="Times New Roman Regular" w:cs="Times New Roman Regular"/>
@@ -165,7 +161,6 @@
           </w:tcPr>
           <w:p>
             <w:pPr>
-              <w:snapToGrid w:val="0"/>
               <w:spacing w:after="0" w:line="240" w:lineRule="auto"/>
               <w:rPr>
                 <w:rFonts w:ascii="Times New Roman Regular" w:hAnsi="Times New Roman Regular" w:cs="Times New Roman Regular"/>
@@ -208,7 +203,6 @@
           </w:tcPr>
           <w:p>
             <w:pPr>
-              <w:snapToGrid w:val="0"/>
               <w:spacing w:after="0" w:line="240" w:lineRule="auto"/>
               <w:rPr>
                 <w:rFonts w:ascii="Times New Roman Regular" w:hAnsi="Times New Roman Regular" w:cs="Times New Roman Regular"/>
@@ -234,7 +228,6 @@
           </w:tcPr>
           <w:p>
             <w:pPr>
-              <w:snapToGrid w:val="0"/>
               <w:spacing w:after="0" w:line="240" w:lineRule="auto"/>
               <w:rPr>
                 <w:rFonts w:ascii="Times New Roman Regular" w:hAnsi="Times New Roman Regular" w:cs="Times New Roman Regular"/>
@@ -257,7 +250,6 @@
           </w:tcPr>
           <w:p>
             <w:pPr>
-              <w:snapToGrid w:val="0"/>
               <w:spacing w:after="0" w:line="240" w:lineRule="auto"/>
               <w:rPr>
                 <w:rFonts w:ascii="Times New Roman Regular" w:hAnsi="Times New Roman Regular" w:cs="Times New Roman Regular"/>
@@ -283,7 +275,6 @@
           </w:tcPr>
           <w:p>
             <w:pPr>
-              <w:snapToGrid w:val="0"/>
               <w:spacing w:after="0" w:line="240" w:lineRule="auto"/>
               <w:rPr>
                 <w:rFonts w:ascii="Times New Roman Regular" w:hAnsi="Times New Roman Regular" w:cs="Times New Roman Regular"/>
@@ -362,7 +353,6 @@
           </w:tcPr>
           <w:p>
             <w:pPr>
-              <w:snapToGrid w:val="0"/>
               <w:spacing w:after="0" w:line="240" w:lineRule="auto"/>
               <w:rPr>
                 <w:rFonts w:ascii="Times New Roman Regular" w:hAnsi="Times New Roman Regular" w:cs="Times New Roman Regular"/>
@@ -388,7 +378,6 @@
           </w:tcPr>
           <w:p>
             <w:pPr>
-              <w:snapToGrid w:val="0"/>
               <w:spacing w:after="0" w:line="240" w:lineRule="auto"/>
               <w:rPr>
                 <w:rFonts w:ascii="Times New Roman Regular" w:hAnsi="Times New Roman Regular" w:cs="Times New Roman Regular"/>
@@ -453,7 +442,6 @@
           </w:tcPr>
           <w:p>
             <w:pPr>
-              <w:snapToGrid w:val="0"/>
               <w:spacing w:after="0" w:line="240" w:lineRule="auto"/>
               <w:rPr>
                 <w:rFonts w:ascii="Times New Roman Regular" w:hAnsi="Times New Roman Regular" w:cs="Times New Roman Regular"/>
@@ -479,7 +467,6 @@
           </w:tcPr>
           <w:p>
             <w:pPr>
-              <w:snapToGrid w:val="0"/>
               <w:spacing w:after="0" w:line="240" w:lineRule="auto"/>
               <w:ind w:firstLineChars="300" w:firstLine="660"/>
               <w:rPr>
@@ -506,7 +493,6 @@
           </w:tcPr>
           <w:p>
             <w:pPr>
-              <w:snapToGrid w:val="0"/>
               <w:spacing w:after="0" w:line="240" w:lineRule="auto"/>
               <w:jc w:val="both"/>
               <w:rPr>
@@ -575,7 +561,6 @@
           </w:tcPr>
           <w:p>
             <w:pPr>
-              <w:snapToGrid w:val="0"/>
               <w:spacing w:after="0" w:line="240" w:lineRule="auto"/>
               <w:jc w:val="center"/>
               <w:rPr>
@@ -603,7 +588,6 @@
           </w:tcPr>
           <w:p>
             <w:pPr>
-              <w:snapToGrid w:val="0"/>
               <w:spacing w:after="0" w:line="240" w:lineRule="auto"/>
               <w:jc w:val="center"/>
               <w:rPr>
@@ -634,7 +618,6 @@
           </w:tcPr>
           <w:p>
             <w:pPr>
-              <w:snapToGrid w:val="0"/>
               <w:spacing w:after="0" w:line="240" w:lineRule="auto"/>
               <w:jc w:val="center"/>
               <w:rPr>
@@ -671,7 +654,6 @@
           </w:tcPr>
           <w:p>
             <w:pPr>
-              <w:snapToGrid w:val="0"/>
               <w:spacing w:after="0" w:line="240" w:lineRule="auto"/>
               <w:jc w:val="center"/>
               <w:rPr>
@@ -693,7 +675,6 @@
           </w:p>
           <w:p>
             <w:pPr>
-              <w:snapToGrid w:val="0"/>
               <w:spacing w:after="0" w:line="240" w:lineRule="auto"/>
               <w:jc w:val="center"/>
               <w:rPr>
@@ -738,7 +719,6 @@
           </w:tcPr>
           <w:p>
             <w:pPr>
-              <w:snapToGrid w:val="0"/>
               <w:spacing w:after="0" w:line="240" w:lineRule="auto"/>
               <w:jc w:val="center"/>
               <w:rPr>
@@ -775,7 +755,6 @@
           </w:tcPr>
           <w:p>
             <w:pPr>
-              <w:snapToGrid w:val="0"/>
               <w:spacing w:after="0" w:line="240" w:lineRule="auto"/>
               <w:jc w:val="center"/>
               <w:rPr>
@@ -826,7 +805,6 @@
           </w:tcPr>
           <w:p>
             <w:pPr>
-              <w:snapToGrid w:val="0"/>
               <w:spacing w:after="0" w:line="240" w:lineRule="auto"/>
               <w:jc w:val="center"/>
               <w:rPr>
@@ -863,7 +841,6 @@
           </w:tcPr>
           <w:p>
             <w:pPr>
-              <w:snapToGrid w:val="0"/>
               <w:spacing w:after="0" w:line="240" w:lineRule="auto"/>
               <w:jc w:val="center"/>
               <w:rPr>
@@ -914,7 +891,6 @@
           </w:tcPr>
           <w:p>
             <w:pPr>
-              <w:snapToGrid w:val="0"/>
               <w:spacing w:after="0" w:line="240" w:lineRule="auto"/>
               <w:jc w:val="center"/>
               <w:rPr>
@@ -963,7 +939,6 @@
           </w:tcPr>
           <w:p>
             <w:pPr>
-              <w:snapToGrid w:val="0"/>
               <w:spacing w:after="0" w:line="240" w:lineRule="auto"/>
               <w:jc w:val="center"/>
               <w:rPr>
@@ -1002,7 +977,6 @@
           </w:tcPr>
           <w:p>
             <w:pPr>
-              <w:snapToGrid w:val="0"/>
               <w:spacing w:after="0" w:line="240" w:lineRule="auto"/>
               <w:jc w:val="center"/>
               <w:rPr>
@@ -1027,7 +1001,6 @@
           </w:tcPr>
           <w:p>
             <w:pPr>
-              <w:snapToGrid w:val="0"/>
               <w:spacing w:after="0" w:line="240" w:lineRule="auto"/>
               <w:jc w:val="center"/>
               <w:rPr>
@@ -1053,7 +1026,6 @@
           </w:tcPr>
           <w:p>
             <w:pPr>
-              <w:snapToGrid w:val="0"/>
               <w:spacing w:after="0" w:line="240" w:lineRule="auto"/>
               <w:jc w:val="center"/>
               <w:rPr>
@@ -1076,7 +1048,6 @@
           </w:tcPr>
           <w:p>
             <w:pPr>
-              <w:snapToGrid w:val="0"/>
               <w:spacing w:after="0" w:line="240" w:lineRule="auto"/>
               <w:jc w:val="center"/>
               <w:rPr>
@@ -1113,7 +1084,6 @@
           </w:tcPr>
           <w:p>
             <w:pPr>
-              <w:snapToGrid w:val="0"/>
               <w:spacing w:after="0" w:line="240" w:lineRule="auto"/>
               <w:rPr>
                 <w:rFonts w:ascii="Times New Roman Regular" w:hAnsi="Times New Roman Regular" w:cs="Times New Roman Regular"/>
@@ -1253,7 +1223,6 @@
           </w:tcPr>
           <w:p>
             <w:pPr>
-              <w:snapToGrid w:val="0"/>
               <w:spacing w:after="0" w:line="240" w:lineRule="auto"/>
               <w:jc w:val="center"/>
               <w:rPr>
@@ -1288,7 +1257,6 @@
           </w:tcPr>
           <w:p>
             <w:pPr>
-              <w:snapToGrid w:val="0"/>
               <w:spacing w:after="0" w:line="240" w:lineRule="auto"/>
               <w:jc w:val="center"/>
               <w:rPr>
@@ -1317,7 +1285,6 @@
           </w:tcPr>
           <w:p>
             <w:pPr>
-              <w:snapToGrid w:val="0"/>
               <w:spacing w:after="0" w:line="240" w:lineRule="auto"/>
               <w:jc w:val="center"/>
               <w:rPr>
@@ -1352,7 +1319,6 @@
           </w:tcPr>
           <w:p>
             <w:pPr>
-              <w:snapToGrid w:val="0"/>
               <w:spacing w:after="0" w:line="240" w:lineRule="auto"/>
               <w:jc w:val="center"/>
               <w:rPr>
@@ -1377,7 +1343,6 @@
           </w:tcPr>
           <w:p>
             <w:pPr>
-              <w:snapToGrid w:val="0"/>
               <w:spacing w:after="0" w:line="240" w:lineRule="auto"/>
               <w:jc w:val="center"/>
               <w:rPr>
@@ -1400,7 +1365,6 @@
           </w:tcPr>
           <w:p>
             <w:pPr>
-              <w:snapToGrid w:val="0"/>
               <w:spacing w:after="0" w:line="240" w:lineRule="auto"/>
               <w:jc w:val="center"/>
               <w:rPr>
@@ -1425,7 +1389,6 @@
           </w:tcPr>
           <w:p>
             <w:pPr>
-              <w:snapToGrid w:val="0"/>
               <w:spacing w:after="0" w:line="240" w:lineRule="auto"/>
               <w:jc w:val="center"/>
               <w:rPr>
@@ -1448,7 +1411,6 @@
           </w:tcPr>
           <w:p>
             <w:pPr>
-              <w:snapToGrid w:val="0"/>
               <w:spacing w:after="0" w:line="240" w:lineRule="auto"/>
               <w:jc w:val="center"/>
               <w:rPr>
@@ -1491,7 +1453,6 @@
           </w:tcPr>
           <w:p>
             <w:pPr>
-              <w:snapToGrid w:val="0"/>
               <w:spacing w:after="0" w:line="240" w:lineRule="auto"/>
               <w:jc w:val="center"/>
               <w:rPr>
@@ -1526,7 +1487,6 @@
           </w:tcPr>
           <w:p>
             <w:pPr>
-              <w:snapToGrid w:val="0"/>
               <w:spacing w:after="0" w:line="240" w:lineRule="auto"/>
               <w:jc w:val="center"/>
               <w:rPr>
@@ -1551,7 +1511,6 @@
           </w:tcPr>
           <w:p>
             <w:pPr>
-              <w:snapToGrid w:val="0"/>
               <w:spacing w:after="0" w:line="240" w:lineRule="auto"/>
               <w:jc w:val="center"/>
               <w:rPr>
@@ -1581,7 +1540,6 @@
           </w:tcPr>
           <w:p>
             <w:pPr>
-              <w:snapToGrid w:val="0"/>
               <w:spacing w:after="0" w:line="240" w:lineRule="auto"/>
               <w:jc w:val="center"/>
               <w:rPr>
@@ -1608,7 +1566,6 @@
           </w:tcPr>
           <w:p>
             <w:pPr>
-              <w:snapToGrid w:val="0"/>
               <w:spacing w:after="0" w:line="240" w:lineRule="auto"/>
               <w:jc w:val="center"/>
               <w:rPr>
@@ -1637,7 +1594,6 @@
           </w:tcPr>
           <w:p>
             <w:pPr>
-              <w:snapToGrid w:val="0"/>
               <w:spacing w:after="0" w:line="240" w:lineRule="auto"/>
               <w:jc w:val="center"/>
               <w:rPr>
@@ -1666,7 +1622,6 @@
           </w:tcPr>
           <w:p>
             <w:pPr>
-              <w:snapToGrid w:val="0"/>
               <w:spacing w:after="0" w:line="240" w:lineRule="auto"/>
               <w:jc w:val="center"/>
               <w:rPr>
@@ -1712,7 +1667,6 @@
           </w:tcPr>
           <w:p>
             <w:pPr>
-              <w:snapToGrid w:val="0"/>
               <w:spacing w:after="0" w:line="240" w:lineRule="auto"/>
               <w:jc w:val="center"/>
               <w:rPr>
@@ -1737,7 +1691,6 @@
           </w:tcPr>
           <w:p>
             <w:pPr>
-              <w:snapToGrid w:val="0"/>
               <w:spacing w:after="0" w:line="240" w:lineRule="auto"/>
               <w:jc w:val="center"/>
               <w:rPr>
@@ -1766,7 +1719,6 @@
           </w:tcPr>
           <w:p>
             <w:pPr>
-              <w:snapToGrid w:val="0"/>
               <w:spacing w:after="0" w:line="240" w:lineRule="auto"/>
               <w:jc w:val="center"/>
               <w:rPr>
@@ -1824,7 +1776,6 @@
           </w:tcPr>
           <w:p>
             <w:pPr>
-              <w:snapToGrid w:val="0"/>
               <w:spacing w:after="0" w:line="240" w:lineRule="auto"/>
               <w:jc w:val="center"/>
               <w:rPr>
@@ -1849,7 +1800,6 @@
           </w:tcPr>
           <w:p>
             <w:pPr>
-              <w:snapToGrid w:val="0"/>
               <w:spacing w:after="0" w:line="240" w:lineRule="auto"/>
               <w:jc w:val="center"/>
               <w:rPr>
@@ -1878,7 +1828,6 @@
           </w:tcPr>
           <w:p>
             <w:pPr>
-              <w:snapToGrid w:val="0"/>
               <w:spacing w:after="0" w:line="240" w:lineRule="auto"/>
               <w:jc w:val="center"/>
               <w:rPr>
@@ -1912,7 +1861,6 @@
           </w:tcPr>
           <w:p>
             <w:pPr>
-              <w:snapToGrid w:val="0"/>
               <w:spacing w:after="0" w:line="240" w:lineRule="auto"/>
               <w:jc w:val="center"/>
               <w:rPr>
@@ -1937,7 +1885,6 @@
           </w:tcPr>
           <w:p>
             <w:pPr>
-              <w:snapToGrid w:val="0"/>
               <w:spacing w:after="0" w:line="240" w:lineRule="auto"/>
               <w:jc w:val="center"/>
               <w:rPr>
@@ -1972,7 +1919,6 @@
           </w:tcPr>
           <w:p>
             <w:pPr>
-              <w:snapToGrid w:val="0"/>
               <w:spacing w:after="0" w:line="240" w:lineRule="auto"/>
               <w:jc w:val="center"/>
               <w:rPr>
@@ -2006,7 +1952,6 @@
           </w:tcPr>
           <w:p>
             <w:pPr>
-              <w:snapToGrid w:val="0"/>
               <w:spacing w:after="0" w:line="240" w:lineRule="auto"/>
               <w:jc w:val="center"/>
               <w:rPr>
@@ -2031,7 +1976,6 @@
           </w:tcPr>
           <w:p>
             <w:pPr>
-              <w:snapToGrid w:val="0"/>
               <w:spacing w:after="0" w:line="240" w:lineRule="auto"/>
               <w:jc w:val="center"/>
               <w:rPr>
@@ -2048,7 +1992,6 @@
           </w:tcPr>
           <w:p>
             <w:pPr>
-              <w:snapToGrid w:val="0"/>
               <w:spacing w:after="0" w:line="240" w:lineRule="auto"/>
               <w:jc w:val="center"/>
               <w:rPr>
@@ -2064,7 +2007,6 @@
           </w:tcPr>
           <w:p>
             <w:pPr>
-              <w:snapToGrid w:val="0"/>
               <w:spacing w:after="0" w:line="240" w:lineRule="auto"/>
               <w:jc w:val="center"/>
               <w:rPr>
@@ -2083,7 +2025,6 @@
           </w:tcPr>
           <w:p>
             <w:pPr>
-              <w:snapToGrid w:val="0"/>
               <w:spacing w:after="0" w:line="240" w:lineRule="auto"/>
               <w:jc w:val="center"/>
               <w:rPr>
@@ -2100,7 +2041,6 @@
           </w:tcPr>
           <w:p>
             <w:pPr>
-              <w:snapToGrid w:val="0"/>
               <w:spacing w:after="0" w:line="240" w:lineRule="auto"/>
               <w:jc w:val="center"/>
               <w:rPr>
@@ -2116,7 +2056,6 @@
           </w:tcPr>
           <w:p>
             <w:pPr>
-              <w:snapToGrid w:val="0"/>
               <w:spacing w:after="0" w:line="240" w:lineRule="auto"/>
               <w:jc w:val="center"/>
               <w:rPr>
@@ -2135,7 +2074,6 @@
           </w:tcPr>
           <w:p>
             <w:pPr>
-              <w:snapToGrid w:val="0"/>
               <w:spacing w:after="0" w:line="240" w:lineRule="auto"/>
               <w:jc w:val="center"/>
               <w:rPr>
@@ -2152,7 +2090,6 @@
           </w:tcPr>
           <w:p>
             <w:pPr>
-              <w:snapToGrid w:val="0"/>
               <w:spacing w:after="0" w:line="240" w:lineRule="auto"/>
               <w:jc w:val="center"/>
               <w:rPr>
@@ -2168,7 +2105,6 @@
           </w:tcPr>
           <w:p>
             <w:pPr>
-              <w:snapToGrid w:val="0"/>
               <w:spacing w:after="0" w:line="240" w:lineRule="auto"/>
               <w:jc w:val="center"/>
               <w:rPr>
@@ -2187,7 +2123,6 @@
           </w:tcPr>
           <w:p>
             <w:pPr>
-              <w:snapToGrid w:val="0"/>
               <w:spacing w:after="0" w:line="240" w:lineRule="auto"/>
               <w:jc w:val="center"/>
               <w:rPr>
@@ -2204,7 +2139,6 @@
           </w:tcPr>
           <w:p>
             <w:pPr>
-              <w:snapToGrid w:val="0"/>
               <w:spacing w:after="0" w:line="240" w:lineRule="auto"/>
               <w:jc w:val="center"/>
               <w:rPr>
@@ -2220,7 +2154,6 @@
           </w:tcPr>
           <w:p>
             <w:pPr>
-              <w:snapToGrid w:val="0"/>
               <w:spacing w:after="0" w:line="240" w:lineRule="auto"/>
               <w:jc w:val="center"/>
               <w:rPr>
@@ -2239,7 +2172,6 @@
           </w:tcPr>
           <w:p>
             <w:pPr>
-              <w:snapToGrid w:val="0"/>
               <w:spacing w:after="0" w:line="240" w:lineRule="auto"/>
               <w:jc w:val="center"/>
               <w:rPr>
@@ -2256,7 +2188,6 @@
           </w:tcPr>
           <w:p>
             <w:pPr>
-              <w:snapToGrid w:val="0"/>
               <w:spacing w:after="0" w:line="240" w:lineRule="auto"/>
               <w:jc w:val="center"/>
               <w:rPr>
@@ -2272,7 +2203,6 @@
           </w:tcPr>
           <w:p>
             <w:pPr>
-              <w:snapToGrid w:val="0"/>
               <w:spacing w:after="0" w:line="240" w:lineRule="auto"/>
               <w:jc w:val="center"/>
               <w:rPr>
@@ -2291,7 +2221,6 @@
           </w:tcPr>
           <w:p>
             <w:pPr>
-              <w:snapToGrid w:val="0"/>
               <w:spacing w:after="0" w:line="240" w:lineRule="auto"/>
               <w:jc w:val="center"/>
               <w:rPr>
@@ -2308,7 +2237,6 @@
           </w:tcPr>
           <w:p>
             <w:pPr>
-              <w:snapToGrid w:val="0"/>
               <w:spacing w:after="0" w:line="240" w:lineRule="auto"/>
               <w:jc w:val="center"/>
               <w:rPr>
@@ -2324,7 +2252,6 @@
           </w:tcPr>
           <w:p>
             <w:pPr>
-              <w:snapToGrid w:val="0"/>
               <w:spacing w:after="0" w:line="240" w:lineRule="auto"/>
               <w:jc w:val="center"/>
               <w:rPr>
@@ -2343,7 +2270,6 @@
           </w:tcPr>
           <w:p>
             <w:pPr>
-              <w:snapToGrid w:val="0"/>
               <w:spacing w:after="0" w:line="240" w:lineRule="auto"/>
               <w:jc w:val="center"/>
               <w:rPr>
@@ -2360,7 +2286,6 @@
           </w:tcPr>
           <w:p>
             <w:pPr>
-              <w:snapToGrid w:val="0"/>
               <w:spacing w:after="0" w:line="240" w:lineRule="auto"/>
               <w:jc w:val="center"/>
               <w:rPr>
@@ -2376,7 +2301,6 @@
           </w:tcPr>
           <w:p>
             <w:pPr>
-              <w:snapToGrid w:val="0"/>
               <w:spacing w:after="0" w:line="240" w:lineRule="auto"/>
               <w:jc w:val="center"/>
               <w:rPr>
@@ -2395,7 +2319,6 @@
           </w:tcPr>
           <w:p>
             <w:pPr>
-              <w:snapToGrid w:val="0"/>
               <w:spacing w:after="0" w:line="240" w:lineRule="auto"/>
               <w:jc w:val="center"/>
               <w:rPr>
@@ -2412,7 +2335,6 @@
           </w:tcPr>
           <w:p>
             <w:pPr>
-              <w:snapToGrid w:val="0"/>
               <w:spacing w:after="0" w:line="240" w:lineRule="auto"/>
               <w:jc w:val="center"/>
               <w:rPr>
@@ -2428,7 +2350,6 @@
           </w:tcPr>
           <w:p>
             <w:pPr>
-              <w:snapToGrid w:val="0"/>
               <w:spacing w:after="0" w:line="240" w:lineRule="auto"/>
               <w:jc w:val="center"/>
               <w:rPr>
@@ -2447,7 +2368,6 @@
           </w:tcPr>
           <w:p>
             <w:pPr>
-              <w:snapToGrid w:val="0"/>
               <w:spacing w:after="0" w:line="240" w:lineRule="auto"/>
               <w:jc w:val="center"/>
               <w:rPr>
@@ -2464,7 +2384,6 @@
           </w:tcPr>
           <w:p>
             <w:pPr>
-              <w:snapToGrid w:val="0"/>
               <w:spacing w:after="0" w:line="240" w:lineRule="auto"/>
               <w:jc w:val="center"/>
               <w:rPr>
@@ -2480,7 +2399,6 @@
           </w:tcPr>
           <w:p>
             <w:pPr>
-              <w:snapToGrid w:val="0"/>
               <w:spacing w:after="0" w:line="240" w:lineRule="auto"/>
               <w:jc w:val="center"/>
               <w:rPr>
@@ -2499,7 +2417,6 @@
           </w:tcPr>
           <w:p>
             <w:pPr>
-              <w:snapToGrid w:val="0"/>
               <w:spacing w:after="0" w:line="240" w:lineRule="auto"/>
               <w:jc w:val="center"/>
               <w:rPr>
@@ -2516,7 +2433,6 @@
           </w:tcPr>
           <w:p>
             <w:pPr>
-              <w:snapToGrid w:val="0"/>
               <w:spacing w:after="0" w:line="240" w:lineRule="auto"/>
               <w:jc w:val="center"/>
               <w:rPr>
@@ -2532,7 +2448,6 @@
           </w:tcPr>
           <w:p>
             <w:pPr>
-              <w:snapToGrid w:val="0"/>
               <w:spacing w:after="0" w:line="240" w:lineRule="auto"/>
               <w:jc w:val="center"/>
               <w:rPr>
@@ -2551,46 +2466,52 @@
           </w:tcPr>
           <w:p>
             <w:pPr>
-              <w:snapToGrid w:val="0"/>
-              <w:spacing w:after="0" w:line="240" w:lineRule="auto"/>
-              <w:jc w:val="center"/>
-              <w:rPr>
-                <w:rFonts w:ascii="Times New Roman Regular" w:hAnsi="Times New Roman Regular" w:cs="Times New Roman Regular"/>
-              </w:rPr>
-            </w:pPr>
-            <w:r>
-              <w:rPr>
-                <w:rFonts w:ascii="Times New Roman Regular" w:hAnsi="Times New Roman Regular" w:cs="Times New Roman Regular"/>
+              <w:spacing w:after="0" w:line="240" w:lineRule="auto"/>
+              <w:jc w:val="center"/>
+              <w:rPr>
+                <w:rFonts w:ascii="Times New Roman Regular" w:hAnsi="Times New Roman Regular" w:cs="Times New Roman Regular"/>
+                <w:w w:val="90"/>
+              </w:rPr>
+            </w:pPr>
+            <w:r>
+              <w:rPr>
+                <w:rFonts w:ascii="Times New Roman Regular" w:hAnsi="Times New Roman Regular" w:cs="Times New Roman Regular"/>
+                <w:w w:val="90"/>
               </w:rPr>
               <w:t xml:space="preserve">                                    </w:t>
             </w:r>
             <w:r>
               <w:rPr>
                 <w:rFonts w:ascii="Times New Roman Regular" w:hAnsi="Times New Roman Regular" w:cs="Times New Roman Regular"/>
+                <w:w w:val="90"/>
               </w:rPr>
               <w:t>评估医生签名：</w:t>
             </w:r>
             <w:r>
               <w:rPr>
                 <w:rFonts w:ascii="Times New Roman Regular" w:hAnsi="Times New Roman Regular" w:cs="Times New Roman Regular"/>
+                <w:w w:val="90"/>
               </w:rPr>
               <w:t xml:space="preserve"> ______________ </w:t>
             </w:r>
             <w:r>
               <w:rPr>
                 <w:rFonts w:ascii="Times New Roman Regular" w:hAnsi="Times New Roman Regular" w:cs="Times New Roman Regular"/>
+                <w:w w:val="90"/>
               </w:rPr>
               <w:t>上级医师签名：</w:t>
             </w:r>
             <w:r>
               <w:rPr>
                 <w:rFonts w:ascii="Times New Roman Regular" w:hAnsi="Times New Roman Regular" w:cs="Times New Roman Regular"/>
+                <w:w w:val="90"/>
               </w:rPr>
               <w:t xml:space="preserve"> ______________</w:t>
             </w:r>
             <w:r>
               <w:rPr>
                 <w:rFonts w:ascii="Times New Roman Regular" w:hAnsi="Times New Roman Regular" w:cs="Times New Roman Regular"/>
+                <w:w w:val="90"/>
               </w:rPr>
               <w:tab/>
             </w:r>
@@ -2600,7 +2521,6 @@
     </w:tbl>
     <w:p>
       <w:pPr>
-        <w:snapToGrid w:val="0"/>
         <w:spacing w:after="0" w:line="240" w:lineRule="auto"/>
         <w:rPr>
           <w:rFonts w:ascii="Times New Roman Regular" w:eastAsia="楷体" w:hAnsi="Times New Roman Regular" w:cs="Times New Roman Regular"/>
@@ -2739,7 +2659,6 @@
     </w:p>
     <w:p>
       <w:pPr>
-        <w:snapToGrid w:val="0"/>
         <w:spacing w:after="0" w:line="240" w:lineRule="auto"/>
         <w:rPr>
           <w:rFonts w:ascii="Times New Roman Regular" w:eastAsia="楷体" w:hAnsi="Times New Roman Regular" w:cs="Times New Roman Regular"/>
@@ -2844,7 +2763,6 @@
     </w:p>
     <w:p>
       <w:pPr>
-        <w:snapToGrid w:val="0"/>
         <w:spacing w:after="0" w:line="240" w:lineRule="auto"/>
         <w:rPr>
           <w:rFonts w:ascii="Times New Roman Regular" w:eastAsia="楷体" w:hAnsi="Times New Roman Regular" w:cs="Times New Roman Regular"/>
@@ -2854,7 +2772,6 @@
     </w:p>
     <w:p>
       <w:pPr>
-        <w:snapToGrid w:val="0"/>
         <w:spacing w:after="0" w:line="240" w:lineRule="auto"/>
         <w:rPr>
           <w:rFonts w:ascii="Times New Roman Regular" w:eastAsia="楷体" w:hAnsi="Times New Roman Regular" w:cs="Times New Roman Regular"/>
@@ -2966,14 +2883,7 @@
           <w:rFonts w:ascii="Times New Roman Regular" w:eastAsia="楷体" w:hAnsi="Times New Roman Regular" w:cs="Times New Roman Regular"/>
           <w:color w:val="215E99" w:themeColor="text2" w:themeTint="BF"/>
         </w:rPr>
-        <w:t>流程。不要在评估表上耽误时间</w:t>
-      </w:r>
-      <w:r>
-        <w:rPr>
-          <w:rFonts w:ascii="Times New Roman Regular" w:eastAsia="楷体" w:hAnsi="Times New Roman Regular" w:cs="Times New Roman Regular"/>
-          <w:color w:val="215E99" w:themeColor="text2" w:themeTint="BF"/>
-        </w:rPr>
-        <w:t>。</w:t>
+        <w:t>流程。不要在评估表上耽误时间。</w:t>
       </w:r>
       <w:r>
         <w:rPr>
